--- a/media/R2601/output_dir/hsm/第二轮回归测试需求.docx
+++ b/media/R2601/output_dir/hsm/第二轮回归测试需求.docx
@@ -1426,7 +1426,7 @@
               <w:rPr>
                 <w:szCs w:val="21"/>
               </w:rPr>
-              <w:t xml:space="preserve"> </w:t>
+              <w:t xml:space="preserve"> </w:t>
             </w:r>
             <w:r>
               <w:rPr>
@@ -1892,7 +1892,7 @@
               <w:rPr>
                 <w:szCs w:val="21"/>
               </w:rPr>
-              <w:t xml:space="preserve"> </w:t>
+              <w:t xml:space="preserve"> </w:t>
             </w:r>
             <w:r>
               <w:rPr>
@@ -1950,7 +1950,7 @@
               <w:rPr>
                 <w:szCs w:val="21"/>
               </w:rPr>
-              <w:t xml:space="preserve">a)     串口初始化：</w:t>
+              <w:t xml:space="preserve">a)     串口初始化：</w:t>
             </w:r>
             <w:r>
               <w:rPr>
@@ -2037,7 +2037,7 @@
               <w:rPr>
                 <w:szCs w:val="21"/>
               </w:rPr>
-              <w:t xml:space="preserve">b)     界面初始化：</w:t>
+              <w:t xml:space="preserve">b)     界面初始化：</w:t>
             </w:r>
             <w:r>
               <w:rPr>
@@ -2153,7 +2153,7 @@
               <w:rPr>
                 <w:szCs w:val="21"/>
               </w:rPr>
-              <w:t xml:space="preserve">c)     变量初始化：</w:t>
+              <w:t xml:space="preserve">c)     变量初始化：</w:t>
             </w:r>
             <w:r>
               <w:rPr>
@@ -2211,7 +2211,7 @@
               <w:rPr>
                 <w:szCs w:val="21"/>
               </w:rPr>
-              <w:t xml:space="preserve">d)     线程初始化：</w:t>
+              <w:t xml:space="preserve">d)     线程初始化：</w:t>
             </w:r>
             <w:r>
               <w:rPr>
@@ -3340,7 +3340,7 @@
               <w:rPr>
                 <w:szCs w:val="21"/>
               </w:rPr>
-              <w:t xml:space="preserve"> </w:t>
+              <w:t xml:space="preserve"> </w:t>
             </w:r>
             <w:r>
               <w:rPr>
@@ -3806,7 +3806,7 @@
               <w:rPr>
                 <w:szCs w:val="21"/>
               </w:rPr>
-              <w:t xml:space="preserve"> </w:t>
+              <w:t xml:space="preserve"> </w:t>
             </w:r>
             <w:r>
               <w:rPr>
@@ -3864,7 +3864,7 @@
               <w:rPr>
                 <w:szCs w:val="21"/>
               </w:rPr>
-              <w:t xml:space="preserve">a)     串口初始化：</w:t>
+              <w:t xml:space="preserve">a)     串口初始化：</w:t>
             </w:r>
             <w:r>
               <w:rPr>
@@ -3951,7 +3951,7 @@
               <w:rPr>
                 <w:szCs w:val="21"/>
               </w:rPr>
-              <w:t xml:space="preserve">b)     界面初始化：</w:t>
+              <w:t xml:space="preserve">b)     界面初始化：</w:t>
             </w:r>
             <w:r>
               <w:rPr>
@@ -4067,7 +4067,7 @@
               <w:rPr>
                 <w:szCs w:val="21"/>
               </w:rPr>
-              <w:t xml:space="preserve">c)     变量初始化：</w:t>
+              <w:t xml:space="preserve">c)     变量初始化：</w:t>
             </w:r>
             <w:r>
               <w:rPr>
@@ -4125,7 +4125,7 @@
               <w:rPr>
                 <w:szCs w:val="21"/>
               </w:rPr>
-              <w:t xml:space="preserve">d)     线程初始化：</w:t>
+              <w:t xml:space="preserve">d)     线程初始化：</w:t>
             </w:r>
             <w:r>
               <w:rPr>

--- a/media/R2601/output_dir/hsm/第二轮回归测试需求.docx
+++ b/media/R2601/output_dir/hsm/第二轮回归测试需求.docx
@@ -2997,2262 +2997,6 @@
                 <w:szCs w:val="21"/>
               </w:rPr>
               <w:t xml:space="preserve">YUQI5</w:t>
-            </w:r>
-          </w:p>
-        </w:tc>
-      </w:tr>
-    </w:tbl>
-    <w:p/>
-    <w:bookmarkEnd w:id="0"/>
-    <w:bookmarkEnd w:id="1"/>
-    <w:bookmarkEnd w:id="2"/>
-    <w:bookmarkEnd w:id="3"/>
-    <w:p>
-      <w:pPr>
-        <w:pStyle w:val="4"/>
-        <w:rPr>
-          <w:sz w:val="24"/>
-          <w:szCs w:val="24"/>
-        </w:rPr>
-      </w:pPr>
-      <w:r>
-        <w:rPr>
-          <w:sz w:val="24"/>
-          <w:szCs w:val="24"/>
-        </w:rPr>
-        <w:t xml:space="preserve">时钟布线与缓冲功能测试</w:t>
-      </w:r>
-    </w:p>
-    <w:tbl>
-      <w:tblPr>
-        <w:tblW w:w="0" w:type="auto"/>
-        <w:tblBorders>
-          <w:top w:val="single" w:sz="12" w:space="0" w:color="auto"/>
-          <w:left w:val="single" w:sz="12" w:space="0" w:color="auto"/>
-          <w:bottom w:val="single" w:sz="12" w:space="0" w:color="auto"/>
-          <w:right w:val="single" w:sz="12" w:space="0" w:color="auto"/>
-          <w:insideH w:val="single" w:sz="6" w:space="0" w:color="auto"/>
-          <w:insideV w:val="single" w:sz="6" w:space="0" w:color="auto"/>
-        </w:tblBorders>
-        <w:tblLayout w:type="fixed"/>
-        <w:tblCellMar>
-          <w:top w:w="85" w:type="dxa"/>
-          <w:bottom w:w="85" w:type="dxa"/>
-        </w:tblCellMar>
-        <w:tblLook w:val="0000" w:firstRow="0" w:lastRow="0" w:firstColumn="0" w:lastColumn="0" w:noHBand="0" w:noVBand="0"/>
-      </w:tblPr>
-      <w:tblGrid>
-        <w:gridCol w:w="1594"/>
-        <w:gridCol w:w="2644"/>
-        <w:gridCol w:w="1417"/>
-        <w:gridCol w:w="1560"/>
-        <w:gridCol w:w="992"/>
-        <w:gridCol w:w="833"/>
-      </w:tblGrid>
-      <w:tr>
-        <w:tc>
-          <w:tcPr>
-            <w:tcW w:w="1594" w:type="dxa"/>
-            <w:vAlign w:val="center"/>
-          </w:tcPr>
-          <w:p>
-            <w:pPr>
-              <w:spacing w:before="100" w:beforeAutospacing="1" w:after="100" w:afterAutospacing="1"/>
-              <w:jc w:val="center"/>
-              <w:rPr>
-                <w:rFonts w:ascii="黑体" w:eastAsia="黑体" w:hAnsi="黑体" w:hint="eastAsia"/>
-                <w:snapToGrid w:val="0"/>
-                <w:spacing w:val="2"/>
-                <w:szCs w:val="21"/>
-              </w:rPr>
-            </w:pPr>
-            <w:r>
-              <w:rPr>
-                <w:rFonts w:ascii="黑体" w:eastAsia="黑体" w:hAnsi="黑体"/>
-                <w:snapToGrid w:val="0"/>
-                <w:spacing w:val="2"/>
-                <w:szCs w:val="21"/>
-              </w:rPr>
-              <w:t>测试项名称</w:t>
-            </w:r>
-          </w:p>
-        </w:tc>
-        <w:tc>
-          <w:tcPr>
-            <w:tcW w:w="2644" w:type="dxa"/>
-            <w:vAlign w:val="center"/>
-          </w:tcPr>
-          <w:p>
-            <w:pPr>
-              <w:rPr>
-                <w:snapToGrid w:val="0"/>
-                <w:spacing w:val="2"/>
-                <w:szCs w:val="21"/>
-              </w:rPr>
-            </w:pPr>
-            <w:r>
-              <w:rPr>
-                <w:szCs w:val="21"/>
-              </w:rPr>
-              <w:t xml:space="preserve">时钟布线与缓冲功能测试</w:t>
-            </w:r>
-          </w:p>
-        </w:tc>
-        <w:tc>
-          <w:tcPr>
-            <w:tcW w:w="1417" w:type="dxa"/>
-            <w:vAlign w:val="center"/>
-          </w:tcPr>
-          <w:p>
-            <w:pPr>
-              <w:jc w:val="center"/>
-              <w:rPr>
-                <w:rFonts w:ascii="黑体" w:eastAsia="黑体" w:hAnsi="黑体" w:hint="eastAsia"/>
-                <w:snapToGrid w:val="0"/>
-                <w:szCs w:val="21"/>
-              </w:rPr>
-            </w:pPr>
-            <w:r>
-              <w:rPr>
-                <w:rFonts w:ascii="黑体" w:eastAsia="黑体" w:hAnsi="黑体"/>
-                <w:snapToGrid w:val="0"/>
-                <w:szCs w:val="21"/>
-              </w:rPr>
-              <w:t>测试项标识</w:t>
-            </w:r>
-          </w:p>
-        </w:tc>
-        <w:tc>
-          <w:tcPr>
-            <w:tcW w:w="1560" w:type="dxa"/>
-            <w:vAlign w:val="center"/>
-          </w:tcPr>
-          <w:p>
-            <w:pPr>
-              <w:jc w:val="center"/>
-              <w:rPr>
-                <w:snapToGrid w:val="0"/>
-                <w:szCs w:val="21"/>
-              </w:rPr>
-            </w:pPr>
-            <w:r>
-              <w:rPr>
-                <w:szCs w:val="21"/>
-              </w:rPr>
-              <w:t xml:space="preserve">XQ_SU_CSH1</w:t>
-            </w:r>
-          </w:p>
-        </w:tc>
-        <w:tc>
-          <w:tcPr>
-            <w:tcW w:w="992" w:type="dxa"/>
-            <w:vAlign w:val="center"/>
-          </w:tcPr>
-          <w:p>
-            <w:pPr>
-              <w:jc w:val="center"/>
-              <w:rPr>
-                <w:rFonts w:ascii="黑体" w:eastAsia="黑体" w:hAnsi="黑体" w:hint="eastAsia"/>
-                <w:snapToGrid w:val="0"/>
-                <w:szCs w:val="21"/>
-              </w:rPr>
-            </w:pPr>
-            <w:r>
-              <w:rPr>
-                <w:rFonts w:ascii="黑体" w:eastAsia="黑体" w:hAnsi="黑体"/>
-                <w:snapToGrid w:val="0"/>
-                <w:szCs w:val="21"/>
-              </w:rPr>
-              <w:t>优先级</w:t>
-            </w:r>
-          </w:p>
-        </w:tc>
-        <w:tc>
-          <w:tcPr>
-            <w:tcW w:w="833" w:type="dxa"/>
-            <w:vAlign w:val="center"/>
-          </w:tcPr>
-          <w:p>
-            <w:pPr>
-              <w:jc w:val="center"/>
-              <w:rPr>
-                <w:snapToGrid w:val="0"/>
-                <w:szCs w:val="21"/>
-              </w:rPr>
-            </w:pPr>
-            <w:r>
-              <w:rPr>
-                <w:szCs w:val="21"/>
-              </w:rPr>
-              <w:t xml:space="preserve">高</w:t>
-            </w:r>
-          </w:p>
-        </w:tc>
-      </w:tr>
-      <w:tr>
-        <w:tc>
-          <w:tcPr>
-            <w:tcW w:w="1594" w:type="dxa"/>
-            <w:vAlign w:val="center"/>
-          </w:tcPr>
-          <w:p>
-            <w:pPr>
-              <w:spacing w:before="100" w:beforeAutospacing="1" w:after="100" w:afterAutospacing="1"/>
-              <w:jc w:val="center"/>
-              <w:rPr>
-                <w:rFonts w:ascii="黑体" w:eastAsia="黑体" w:hAnsi="黑体" w:hint="eastAsia"/>
-                <w:snapToGrid w:val="0"/>
-                <w:spacing w:val="2"/>
-                <w:szCs w:val="21"/>
-              </w:rPr>
-            </w:pPr>
-            <w:r>
-              <w:rPr>
-                <w:rFonts w:ascii="黑体" w:eastAsia="黑体" w:hAnsi="黑体"/>
-                <w:snapToGrid w:val="0"/>
-                <w:spacing w:val="2"/>
-                <w:szCs w:val="21"/>
-              </w:rPr>
-              <w:t xml:space="preserve">追踪关系</w:t>
-            </w:r>
-          </w:p>
-        </w:tc>
-        <w:tc>
-          <w:tcPr>
-            <w:tcW w:w="7446" w:type="dxa"/>
-            <w:gridSpan w:val="5"/>
-            <w:vAlign w:val="center"/>
-          </w:tcPr>
-          <w:p>
-            <w:pPr>
-              <w:wordWrap w:val="0"/>
-              <w:adjustRightInd w:val="0"/>
-              <w:rPr>
-                <w:szCs w:val="21"/>
-              </w:rPr>
-            </w:pPr>
-            <w:r>
-              <w:rPr>
-                <w:szCs w:val="21"/>
-              </w:rPr>
-              <w:t>《</w:t>
-            </w:r>
-            <w:r>
-              <w:rPr>
-                <w:szCs w:val="21"/>
-              </w:rPr>
-              <w:t xml:space="preserve">标校软件需求规格说明</w:t>
-            </w:r>
-            <w:r>
-              <w:rPr>
-                <w:szCs w:val="21"/>
-              </w:rPr>
-              <w:t>》</w:t>
-            </w:r>
-            <w:r>
-              <w:rPr>
-                <w:szCs w:val="21"/>
-              </w:rPr>
-              <w:t xml:space="preserve">-3.2.1-初始化</w:t>
-            </w:r>
-          </w:p>
-        </w:tc>
-      </w:tr>
-      <w:tr>
-        <w:tc>
-          <w:tcPr>
-            <w:tcW w:w="1594" w:type="dxa"/>
-            <w:vAlign w:val="center"/>
-          </w:tcPr>
-          <w:p>
-            <w:pPr>
-              <w:spacing w:before="100" w:beforeAutospacing="1" w:after="100" w:afterAutospacing="1"/>
-              <w:jc w:val="center"/>
-              <w:rPr>
-                <w:rFonts w:ascii="黑体" w:eastAsia="黑体" w:hAnsi="黑体" w:hint="eastAsia"/>
-                <w:snapToGrid w:val="0"/>
-                <w:spacing w:val="2"/>
-                <w:szCs w:val="21"/>
-              </w:rPr>
-            </w:pPr>
-            <w:r>
-              <w:rPr>
-                <w:rFonts w:ascii="黑体" w:eastAsia="黑体" w:hAnsi="黑体"/>
-                <w:snapToGrid w:val="0"/>
-                <w:spacing w:val="2"/>
-                <w:szCs w:val="21"/>
-              </w:rPr>
-              <w:t xml:space="preserve">需求描述</w:t>
-            </w:r>
-          </w:p>
-        </w:tc>
-        <w:tc>
-          <w:tcPr>
-            <w:tcW w:w="7446" w:type="dxa"/>
-            <w:gridSpan w:val="5"/>
-            <w:vAlign w:val="center"/>
-          </w:tcPr>
-          <w:p>
-            <w:pPr>
-              <w:wordWrap w:val="0"/>
-              <w:adjustRightInd w:val="0"/>
-              <w:rPr>
-                <w:szCs w:val="21"/>
-              </w:rPr>
-            </w:pPr>
-            <w:r>
-              <w:rPr>
-                <w:rFonts w:hint="eastAsia"/>
-                <w:szCs w:val="21"/>
-              </w:rPr>
-              <w:t xml:space="preserve"/>
-            </w:r>
-            <w:r>
-              <w:rPr>
-                <w:szCs w:val="21"/>
-              </w:rPr>
-              <w:t xml:space="preserve">初始化功能主要包括串口初始化、界面初始化、变量初始化、线程初始化等功能，其中串口初始化可通过界面配置串口号信息，波特率、校验位、停止位信息等相关信息为不可配置项；界面初始化、变量初始化、线程初始化等功能在地面软件运行时执行，保证地面软件在执行之前所有软件相关信息正确初始化</w:t>
-            </w:r>
-            <w:r>
-              <w:rPr>
-                <w:rFonts w:hint="eastAsia"/>
-                <w:szCs w:val="21"/>
-              </w:rPr>
-              <w:t xml:space="preserve"/>
-            </w:r>
-          </w:p>
-          <w:p>
-            <w:pPr>
-              <w:wordWrap w:val="0"/>
-              <w:adjustRightInd w:val="0"/>
-              <w:rPr>
-                <w:szCs w:val="21"/>
-              </w:rPr>
-            </w:pPr>
-            <w:r>
-              <w:rPr>
-                <w:rFonts w:hint="eastAsia"/>
-                <w:szCs w:val="21"/>
-              </w:rPr>
-              <w:t xml:space="preserve"/>
-            </w:r>
-            <w:r>
-              <w:rPr>
-                <w:szCs w:val="21"/>
-              </w:rPr>
-              <w:t xml:space="preserve"> </w:t>
-            </w:r>
-            <w:r>
-              <w:rPr>
-                <w:rFonts w:hint="eastAsia"/>
-                <w:szCs w:val="21"/>
-              </w:rPr>
-              <w:t xml:space="preserve"/>
-            </w:r>
-          </w:p>
-          <w:p>
-            <w:pPr>
-              <w:wordWrap w:val="0"/>
-              <w:adjustRightInd w:val="0"/>
-              <w:rPr>
-                <w:szCs w:val="21"/>
-              </w:rPr>
-            </w:pPr>
-            <w:r>
-              <w:rPr>
-                <w:rFonts w:hint="eastAsia"/>
-                <w:szCs w:val="21"/>
-              </w:rPr>
-              <w:t xml:space="preserve"/>
-            </w:r>
-            <w:r>
-              <w:rPr>
-                <w:szCs w:val="21"/>
-              </w:rPr>
-              <w:t xml:space="preserve">输入要求：</w:t>
-            </w:r>
-            <w:r>
-              <w:rPr>
-                <w:rFonts w:hint="eastAsia"/>
-                <w:szCs w:val="21"/>
-              </w:rPr>
-              <w:t xml:space="preserve"/>
-            </w:r>
-          </w:p>
-          <w:p>
-            <w:pPr>
-              <w:wordWrap w:val="0"/>
-              <w:adjustRightInd w:val="0"/>
-              <w:rPr>
-                <w:szCs w:val="21"/>
-              </w:rPr>
-            </w:pPr>
-            <w:r>
-              <w:rPr>
-                <w:rFonts w:hint="eastAsia"/>
-                <w:szCs w:val="21"/>
-              </w:rPr>
-              <w:t xml:space="preserve"/>
-            </w:r>
-          </w:p>
-          <w:tbl>
-            <w:tblPr>
-              <w:tblW w:w="5000" w:type="pct"/>
-              <w:tblBorders>
-                <w:top w:val="single" w:sz="12" w:space="0" w:color="auto"/>
-                <w:left w:val="single" w:sz="12" w:space="0" w:color="auto"/>
-                <w:bottom w:val="single" w:sz="12" w:space="0" w:color="auto"/>
-                <w:right w:val="single" w:sz="12" w:space="0" w:color="auto"/>
-                <w:insideH w:val="single" w:sz="6" w:space="0" w:color="auto"/>
-                <w:insideV w:val="single" w:sz="6" w:space="0" w:color="auto"/>
-              </w:tblBorders>
-              <w:tblLook w:val="01E0" w:firstRow="1" w:lastRow="1" w:firstColumn="1" w:lastColumn="1" w:noHBand="0" w:noVBand="0"/>
-            </w:tblPr>
-            <w:tblGrid>
-              <w:gridCol w:w="2330"/>
-              <w:gridCol w:w="1098"/>
-              <w:gridCol w:w="1971"/>
-              <w:gridCol w:w="1800"/>
-            </w:tblGrid>
-            <w:tr>
-              <w:trPr>
-                <w:trHeight w:val="454"/>
-              </w:trPr>
-              <w:tc>
-                <w:tcPr>
-                  <w:tcW w:w="1017" w:type="pct"/>
-                  <w:shd w:val="clear" w:color="auto" w:fill="auto"/>
-                  <w:vAlign w:val="center"/>
-                </w:tcPr>
-                <w:p>
-                  <w:pPr>
-                    <w:rPr>
-                      <w:szCs w:val="21"/>
-                    </w:rPr>
-                  </w:pPr>
-                  <w:r>
-                    <w:rPr>
-                      <w:rFonts w:hint="eastAsia"/>
-                      <w:szCs w:val="21"/>
-                    </w:rPr>
-                    <w:t xml:space="preserve">1</w:t>
-                  </w:r>
-                </w:p>
-              </w:tc>
-              <w:tc>
-                <w:tcPr>
-                  <w:tcW w:w="1017" w:type="pct"/>
-                  <w:shd w:val="clear" w:color="auto" w:fill="auto"/>
-                  <w:vAlign w:val="center"/>
-                </w:tcPr>
-                <w:p>
-                  <w:pPr>
-                    <w:rPr>
-                      <w:szCs w:val="21"/>
-                    </w:rPr>
-                  </w:pPr>
-                  <w:r>
-                    <w:rPr>
-                      <w:rFonts w:hint="eastAsia"/>
-                      <w:szCs w:val="21"/>
-                    </w:rPr>
-                    <w:t xml:space="preserve">串口号</w:t>
-                  </w:r>
-                </w:p>
-              </w:tc>
-              <w:tc>
-                <w:tcPr>
-                  <w:tcW w:w="1017" w:type="pct"/>
-                  <w:shd w:val="clear" w:color="auto" w:fill="auto"/>
-                  <w:vAlign w:val="center"/>
-                </w:tcPr>
-                <w:p>
-                  <w:pPr>
-                    <w:rPr>
-                      <w:szCs w:val="21"/>
-                    </w:rPr>
-                  </w:pPr>
-                  <w:r>
-                    <w:rPr>
-                      <w:rFonts w:hint="eastAsia"/>
-                      <w:szCs w:val="21"/>
-                    </w:rPr>
-                    <w:t xml:space="preserve">用户输入</w:t>
-                  </w:r>
-                </w:p>
-              </w:tc>
-              <w:tc>
-                <w:tcPr>
-                  <w:tcW w:w="1017" w:type="pct"/>
-                  <w:shd w:val="clear" w:color="auto" w:fill="auto"/>
-                  <w:vAlign w:val="center"/>
-                </w:tcPr>
-                <w:p>
-                  <w:pPr>
-                    <w:rPr>
-                      <w:szCs w:val="21"/>
-                    </w:rPr>
-                  </w:pPr>
-                  <w:r>
-                    <w:rPr>
-                      <w:rFonts w:hint="eastAsia"/>
-                      <w:szCs w:val="21"/>
-                    </w:rPr>
-                    <w:t xml:space="preserve">/</w:t>
-                  </w:r>
-                </w:p>
-              </w:tc>
-            </w:tr>
-            <w:tr>
-              <w:trPr>
-                <w:trHeight w:val="454"/>
-              </w:trPr>
-              <w:tc>
-                <w:tcPr>
-                  <w:tcW w:w="1017" w:type="pct"/>
-                  <w:shd w:val="clear" w:color="auto" w:fill="auto"/>
-                  <w:vAlign w:val="center"/>
-                </w:tcPr>
-                <w:p>
-                  <w:pPr>
-                    <w:rPr>
-                      <w:szCs w:val="21"/>
-                    </w:rPr>
-                  </w:pPr>
-                  <w:r>
-                    <w:rPr>
-                      <w:rFonts w:hint="eastAsia"/>
-                      <w:szCs w:val="21"/>
-                    </w:rPr>
-                    <w:t xml:space="preserve">2</w:t>
-                  </w:r>
-                </w:p>
-              </w:tc>
-              <w:tc>
-                <w:tcPr>
-                  <w:tcW w:w="1017" w:type="pct"/>
-                  <w:shd w:val="clear" w:color="auto" w:fill="auto"/>
-                  <w:vAlign w:val="center"/>
-                </w:tcPr>
-                <w:p>
-                  <w:pPr>
-                    <w:rPr>
-                      <w:szCs w:val="21"/>
-                    </w:rPr>
-                  </w:pPr>
-                  <w:r>
-                    <w:rPr>
-                      <w:rFonts w:hint="eastAsia"/>
-                      <w:szCs w:val="21"/>
-                    </w:rPr>
-                    <w:t xml:space="preserve">qss文件</w:t>
-                  </w:r>
-                </w:p>
-              </w:tc>
-              <w:tc>
-                <w:tcPr>
-                  <w:tcW w:w="1017" w:type="pct"/>
-                  <w:shd w:val="clear" w:color="auto" w:fill="auto"/>
-                  <w:vAlign w:val="center"/>
-                </w:tcPr>
-                <w:p>
-                  <w:pPr>
-                    <w:rPr>
-                      <w:szCs w:val="21"/>
-                    </w:rPr>
-                  </w:pPr>
-                  <w:r>
-                    <w:rPr>
-                      <w:rFonts w:hint="eastAsia"/>
-                      <w:szCs w:val="21"/>
-                    </w:rPr>
-                    <w:t xml:space="preserve">硬盘资源文件</w:t>
-                  </w:r>
-                </w:p>
-              </w:tc>
-              <w:tc>
-                <w:tcPr>
-                  <w:tcW w:w="1017" w:type="pct"/>
-                  <w:shd w:val="clear" w:color="auto" w:fill="auto"/>
-                  <w:vAlign w:val="center"/>
-                </w:tcPr>
-                <w:p>
-                  <w:pPr>
-                    <w:rPr>
-                      <w:szCs w:val="21"/>
-                    </w:rPr>
-                  </w:pPr>
-                  <w:r>
-                    <w:rPr>
-                      <w:rFonts w:hint="eastAsia"/>
-                      <w:szCs w:val="21"/>
-                    </w:rPr>
-                    <w:t xml:space="preserve">/</w:t>
-                  </w:r>
-                </w:p>
-              </w:tc>
-            </w:tr>
-            <w:tr>
-              <w:trPr>
-                <w:trHeight w:val="454"/>
-              </w:trPr>
-              <w:tc>
-                <w:tcPr>
-                  <w:tcW w:w="1017" w:type="pct"/>
-                  <w:shd w:val="clear" w:color="auto" w:fill="auto"/>
-                  <w:vAlign w:val="center"/>
-                </w:tcPr>
-                <w:p>
-                  <w:pPr>
-                    <w:rPr>
-                      <w:szCs w:val="21"/>
-                    </w:rPr>
-                  </w:pPr>
-                  <w:r>
-                    <w:rPr>
-                      <w:rFonts w:hint="eastAsia"/>
-                      <w:szCs w:val="21"/>
-                    </w:rPr>
-                    <w:t xml:space="preserve">3</w:t>
-                  </w:r>
-                </w:p>
-              </w:tc>
-              <w:tc>
-                <w:tcPr>
-                  <w:tcW w:w="1017" w:type="pct"/>
-                  <w:shd w:val="clear" w:color="auto" w:fill="auto"/>
-                  <w:vAlign w:val="center"/>
-                </w:tcPr>
-                <w:p>
-                  <w:pPr>
-                    <w:rPr>
-                      <w:szCs w:val="21"/>
-                    </w:rPr>
-                  </w:pPr>
-                  <w:r>
-                    <w:rPr>
-                      <w:rFonts w:hint="eastAsia"/>
-                      <w:szCs w:val="21"/>
-                    </w:rPr>
-                    <w:t xml:space="preserve">配置文件</w:t>
-                  </w:r>
-                </w:p>
-              </w:tc>
-              <w:tc>
-                <w:tcPr>
-                  <w:tcW w:w="1017" w:type="pct"/>
-                  <w:shd w:val="clear" w:color="auto" w:fill="auto"/>
-                  <w:vAlign w:val="center"/>
-                </w:tcPr>
-                <w:p>
-                  <w:pPr>
-                    <w:rPr>
-                      <w:szCs w:val="21"/>
-                    </w:rPr>
-                  </w:pPr>
-                  <w:r>
-                    <w:rPr>
-                      <w:rFonts w:hint="eastAsia"/>
-                      <w:szCs w:val="21"/>
-                    </w:rPr>
-                    <w:t xml:space="preserve">硬盘资源文件</w:t>
-                  </w:r>
-                </w:p>
-              </w:tc>
-              <w:tc>
-                <w:tcPr>
-                  <w:tcW w:w="1017" w:type="pct"/>
-                  <w:shd w:val="clear" w:color="auto" w:fill="auto"/>
-                  <w:vAlign w:val="center"/>
-                </w:tcPr>
-                <w:p>
-                  <w:pPr>
-                    <w:rPr>
-                      <w:szCs w:val="21"/>
-                    </w:rPr>
-                  </w:pPr>
-                  <w:r>
-                    <w:rPr>
-                      <w:rFonts w:hint="eastAsia"/>
-                      <w:szCs w:val="21"/>
-                    </w:rPr>
-                    <w:t xml:space="preserve">/</w:t>
-                  </w:r>
-                </w:p>
-              </w:tc>
-            </w:tr>
-            <w:tr>
-              <w:trPr>
-                <w:trHeight w:val="454"/>
-              </w:trPr>
-              <w:tc>
-                <w:tcPr>
-                  <w:tcW w:w="1017" w:type="pct"/>
-                  <w:shd w:val="clear" w:color="auto" w:fill="auto"/>
-                  <w:vAlign w:val="center"/>
-                </w:tcPr>
-                <w:p>
-                  <w:pPr>
-                    <w:rPr>
-                      <w:szCs w:val="21"/>
-                    </w:rPr>
-                  </w:pPr>
-                  <w:r>
-                    <w:rPr>
-                      <w:rFonts w:hint="eastAsia"/>
-                      <w:szCs w:val="21"/>
-                    </w:rPr>
-                    <w:t xml:space="preserve">序号</w:t>
-                  </w:r>
-                </w:p>
-              </w:tc>
-              <w:tc>
-                <w:tcPr>
-                  <w:tcW w:w="1017" w:type="pct"/>
-                  <w:shd w:val="clear" w:color="auto" w:fill="auto"/>
-                  <w:vAlign w:val="center"/>
-                </w:tcPr>
-                <w:p>
-                  <w:pPr>
-                    <w:rPr>
-                      <w:szCs w:val="21"/>
-                    </w:rPr>
-                  </w:pPr>
-                  <w:r>
-                    <w:rPr>
-                      <w:rFonts w:hint="eastAsia"/>
-                      <w:szCs w:val="21"/>
-                    </w:rPr>
-                    <w:t xml:space="preserve">输入项</w:t>
-                  </w:r>
-                </w:p>
-              </w:tc>
-              <w:tc>
-                <w:tcPr>
-                  <w:tcW w:w="1017" w:type="pct"/>
-                  <w:shd w:val="clear" w:color="auto" w:fill="auto"/>
-                  <w:vAlign w:val="center"/>
-                </w:tcPr>
-                <w:p>
-                  <w:pPr>
-                    <w:rPr>
-                      <w:szCs w:val="21"/>
-                    </w:rPr>
-                  </w:pPr>
-                  <w:r>
-                    <w:rPr>
-                      <w:rFonts w:hint="eastAsia"/>
-                      <w:szCs w:val="21"/>
-                    </w:rPr>
-                    <w:t xml:space="preserve">来源</w:t>
-                  </w:r>
-                </w:p>
-              </w:tc>
-              <w:tc>
-                <w:tcPr>
-                  <w:tcW w:w="1017" w:type="pct"/>
-                  <w:shd w:val="clear" w:color="auto" w:fill="auto"/>
-                  <w:vAlign w:val="center"/>
-                </w:tcPr>
-                <w:p>
-                  <w:pPr>
-                    <w:rPr>
-                      <w:szCs w:val="21"/>
-                    </w:rPr>
-                  </w:pPr>
-                  <w:r>
-                    <w:rPr>
-                      <w:rFonts w:hint="eastAsia"/>
-                      <w:szCs w:val="21"/>
-                    </w:rPr>
-                    <w:t xml:space="preserve">单位</w:t>
-                  </w:r>
-                </w:p>
-              </w:tc>
-            </w:tr>
-          </w:tbl>
-          <w:p>
-            <w:pPr>
-              <w:wordWrap w:val="0"/>
-              <w:adjustRightInd w:val="0"/>
-              <w:rPr>
-                <w:szCs w:val="21"/>
-              </w:rPr>
-            </w:pPr>
-            <w:r>
-              <w:rPr>
-                <w:rFonts w:hint="eastAsia"/>
-                <w:szCs w:val="21"/>
-              </w:rPr>
-              <w:t xml:space="preserve"/>
-            </w:r>
-          </w:p>
-          <w:p>
-            <w:pPr>
-              <w:wordWrap w:val="0"/>
-              <w:adjustRightInd w:val="0"/>
-              <w:rPr>
-                <w:szCs w:val="21"/>
-              </w:rPr>
-            </w:pPr>
-            <w:r>
-              <w:rPr>
-                <w:rFonts w:hint="eastAsia"/>
-                <w:szCs w:val="21"/>
-              </w:rPr>
-              <w:t xml:space="preserve"/>
-            </w:r>
-            <w:r>
-              <w:rPr>
-                <w:szCs w:val="21"/>
-              </w:rPr>
-              <w:t xml:space="preserve"> </w:t>
-            </w:r>
-            <w:r>
-              <w:rPr>
-                <w:rFonts w:hint="eastAsia"/>
-                <w:szCs w:val="21"/>
-              </w:rPr>
-              <w:t xml:space="preserve"/>
-            </w:r>
-          </w:p>
-          <w:p>
-            <w:pPr>
-              <w:wordWrap w:val="0"/>
-              <w:adjustRightInd w:val="0"/>
-              <w:rPr>
-                <w:szCs w:val="21"/>
-              </w:rPr>
-            </w:pPr>
-            <w:r>
-              <w:rPr>
-                <w:rFonts w:hint="eastAsia"/>
-                <w:szCs w:val="21"/>
-              </w:rPr>
-              <w:t xml:space="preserve"/>
-            </w:r>
-            <w:r>
-              <w:rPr>
-                <w:szCs w:val="21"/>
-              </w:rPr>
-              <w:t xml:space="preserve">处理要求：</w:t>
-            </w:r>
-            <w:r>
-              <w:rPr>
-                <w:rFonts w:hint="eastAsia"/>
-                <w:szCs w:val="21"/>
-              </w:rPr>
-              <w:t xml:space="preserve"/>
-            </w:r>
-          </w:p>
-          <w:p>
-            <w:pPr>
-              <w:wordWrap w:val="0"/>
-              <w:adjustRightInd w:val="0"/>
-              <w:rPr>
-                <w:szCs w:val="21"/>
-              </w:rPr>
-            </w:pPr>
-            <w:r>
-              <w:rPr>
-                <w:rFonts w:hint="eastAsia"/>
-                <w:szCs w:val="21"/>
-              </w:rPr>
-              <w:t xml:space="preserve"/>
-            </w:r>
-            <w:r>
-              <w:rPr>
-                <w:szCs w:val="21"/>
-              </w:rPr>
-              <w:t xml:space="preserve">a)     串口初始化：</w:t>
-            </w:r>
-            <w:r>
-              <w:rPr>
-                <w:rFonts w:hint="eastAsia"/>
-                <w:szCs w:val="21"/>
-              </w:rPr>
-              <w:t xml:space="preserve"/>
-            </w:r>
-          </w:p>
-          <w:p>
-            <w:pPr>
-              <w:wordWrap w:val="0"/>
-              <w:adjustRightInd w:val="0"/>
-              <w:rPr>
-                <w:szCs w:val="21"/>
-              </w:rPr>
-            </w:pPr>
-            <w:r>
-              <w:rPr>
-                <w:rFonts w:hint="eastAsia"/>
-                <w:szCs w:val="21"/>
-              </w:rPr>
-              <w:t xml:space="preserve"/>
-            </w:r>
-            <w:r>
-              <w:rPr>
-                <w:szCs w:val="21"/>
-              </w:rPr>
-              <w:t xml:space="preserve">串口波特率为921600，数据位8，无校验，停止位1；</w:t>
-            </w:r>
-            <w:r>
-              <w:rPr>
-                <w:rFonts w:hint="eastAsia"/>
-                <w:szCs w:val="21"/>
-              </w:rPr>
-              <w:t xml:space="preserve"/>
-            </w:r>
-          </w:p>
-          <w:p>
-            <w:pPr>
-              <w:wordWrap w:val="0"/>
-              <w:adjustRightInd w:val="0"/>
-              <w:rPr>
-                <w:szCs w:val="21"/>
-              </w:rPr>
-            </w:pPr>
-            <w:r>
-              <w:rPr>
-                <w:rFonts w:hint="eastAsia"/>
-                <w:szCs w:val="21"/>
-              </w:rPr>
-              <w:t xml:space="preserve"/>
-            </w:r>
-            <w:r>
-              <w:rPr>
-                <w:szCs w:val="21"/>
-              </w:rPr>
-              <w:t xml:space="preserve">串口号根据用户输入确定。</w:t>
-            </w:r>
-            <w:r>
-              <w:rPr>
-                <w:rFonts w:hint="eastAsia"/>
-                <w:szCs w:val="21"/>
-              </w:rPr>
-              <w:t xml:space="preserve"/>
-            </w:r>
-          </w:p>
-          <w:p>
-            <w:pPr>
-              <w:wordWrap w:val="0"/>
-              <w:adjustRightInd w:val="0"/>
-              <w:rPr>
-                <w:szCs w:val="21"/>
-              </w:rPr>
-            </w:pPr>
-            <w:r>
-              <w:rPr>
-                <w:rFonts w:hint="eastAsia"/>
-                <w:szCs w:val="21"/>
-              </w:rPr>
-              <w:t xml:space="preserve"/>
-            </w:r>
-            <w:r>
-              <w:rPr>
-                <w:szCs w:val="21"/>
-              </w:rPr>
-              <w:t xml:space="preserve">b)     界面初始化：</w:t>
-            </w:r>
-            <w:r>
-              <w:rPr>
-                <w:rFonts w:hint="eastAsia"/>
-                <w:szCs w:val="21"/>
-              </w:rPr>
-              <w:t xml:space="preserve"/>
-            </w:r>
-          </w:p>
-          <w:p>
-            <w:pPr>
-              <w:wordWrap w:val="0"/>
-              <w:adjustRightInd w:val="0"/>
-              <w:rPr>
-                <w:szCs w:val="21"/>
-              </w:rPr>
-            </w:pPr>
-            <w:r>
-              <w:rPr>
-                <w:rFonts w:hint="eastAsia"/>
-                <w:szCs w:val="21"/>
-              </w:rPr>
-              <w:t xml:space="preserve"/>
-            </w:r>
-            <w:r>
-              <w:rPr>
-                <w:szCs w:val="21"/>
-              </w:rPr>
-              <w:t xml:space="preserve">使用qss设计界面控件风格；</w:t>
-            </w:r>
-            <w:r>
-              <w:rPr>
-                <w:rFonts w:hint="eastAsia"/>
-                <w:szCs w:val="21"/>
-              </w:rPr>
-              <w:t xml:space="preserve"/>
-            </w:r>
-          </w:p>
-          <w:p>
-            <w:pPr>
-              <w:wordWrap w:val="0"/>
-              <w:adjustRightInd w:val="0"/>
-              <w:rPr>
-                <w:szCs w:val="21"/>
-              </w:rPr>
-            </w:pPr>
-            <w:r>
-              <w:rPr>
-                <w:rFonts w:hint="eastAsia"/>
-                <w:szCs w:val="21"/>
-              </w:rPr>
-              <w:t xml:space="preserve"/>
-            </w:r>
-            <w:r>
-              <w:rPr>
-                <w:szCs w:val="21"/>
-              </w:rPr>
-              <w:t xml:space="preserve">界面绘图、显示、按钮等控件采用动态生成；</w:t>
-            </w:r>
-            <w:r>
-              <w:rPr>
-                <w:rFonts w:hint="eastAsia"/>
-                <w:szCs w:val="21"/>
-              </w:rPr>
-              <w:t xml:space="preserve"/>
-            </w:r>
-          </w:p>
-          <w:p>
-            <w:pPr>
-              <w:wordWrap w:val="0"/>
-              <w:adjustRightInd w:val="0"/>
-              <w:rPr>
-                <w:szCs w:val="21"/>
-              </w:rPr>
-            </w:pPr>
-            <w:r>
-              <w:rPr>
-                <w:rFonts w:hint="eastAsia"/>
-                <w:szCs w:val="21"/>
-              </w:rPr>
-              <w:t xml:space="preserve"/>
-            </w:r>
-            <w:r>
-              <w:rPr>
-                <w:szCs w:val="21"/>
-              </w:rPr>
-              <w:t xml:space="preserve">界面菜单栏动态生成；</w:t>
-            </w:r>
-            <w:r>
-              <w:rPr>
-                <w:rFonts w:hint="eastAsia"/>
-                <w:szCs w:val="21"/>
-              </w:rPr>
-              <w:t xml:space="preserve"/>
-            </w:r>
-          </w:p>
-          <w:p>
-            <w:pPr>
-              <w:wordWrap w:val="0"/>
-              <w:adjustRightInd w:val="0"/>
-              <w:rPr>
-                <w:szCs w:val="21"/>
-              </w:rPr>
-            </w:pPr>
-            <w:r>
-              <w:rPr>
-                <w:rFonts w:hint="eastAsia"/>
-                <w:szCs w:val="21"/>
-              </w:rPr>
-              <w:t xml:space="preserve"/>
-            </w:r>
-            <w:r>
-              <w:rPr>
-                <w:szCs w:val="21"/>
-              </w:rPr>
-              <w:t xml:space="preserve">c)     变量初始化：</w:t>
-            </w:r>
-            <w:r>
-              <w:rPr>
-                <w:rFonts w:hint="eastAsia"/>
-                <w:szCs w:val="21"/>
-              </w:rPr>
-              <w:t xml:space="preserve"/>
-            </w:r>
-          </w:p>
-          <w:p>
-            <w:pPr>
-              <w:wordWrap w:val="0"/>
-              <w:adjustRightInd w:val="0"/>
-              <w:rPr>
-                <w:szCs w:val="21"/>
-              </w:rPr>
-            </w:pPr>
-            <w:r>
-              <w:rPr>
-                <w:rFonts w:hint="eastAsia"/>
-                <w:szCs w:val="21"/>
-              </w:rPr>
-              <w:t xml:space="preserve"/>
-            </w:r>
-            <w:r>
-              <w:rPr>
-                <w:szCs w:val="21"/>
-              </w:rPr>
-              <w:t xml:space="preserve">将全局变量、结构体、成员变量根据实际使用情况进行初始化，如应用程序路径变量、配置文件名称变量、日志路径变量等。</w:t>
-            </w:r>
-            <w:r>
-              <w:rPr>
-                <w:rFonts w:hint="eastAsia"/>
-                <w:szCs w:val="21"/>
-              </w:rPr>
-              <w:t xml:space="preserve"/>
-            </w:r>
-          </w:p>
-          <w:p>
-            <w:pPr>
-              <w:wordWrap w:val="0"/>
-              <w:adjustRightInd w:val="0"/>
-              <w:rPr>
-                <w:szCs w:val="21"/>
-              </w:rPr>
-            </w:pPr>
-            <w:r>
-              <w:rPr>
-                <w:rFonts w:hint="eastAsia"/>
-                <w:szCs w:val="21"/>
-              </w:rPr>
-              <w:t xml:space="preserve"/>
-            </w:r>
-            <w:r>
-              <w:rPr>
-                <w:szCs w:val="21"/>
-              </w:rPr>
-              <w:t xml:space="preserve">d)     线程初始化：</w:t>
-            </w:r>
-            <w:r>
-              <w:rPr>
-                <w:rFonts w:hint="eastAsia"/>
-                <w:szCs w:val="21"/>
-              </w:rPr>
-              <w:t xml:space="preserve"/>
-            </w:r>
-          </w:p>
-          <w:p>
-            <w:pPr>
-              <w:wordWrap w:val="0"/>
-              <w:adjustRightInd w:val="0"/>
-              <w:rPr>
-                <w:szCs w:val="21"/>
-              </w:rPr>
-            </w:pPr>
-            <w:r>
-              <w:rPr>
-                <w:rFonts w:hint="eastAsia"/>
-                <w:szCs w:val="21"/>
-              </w:rPr>
-              <w:t xml:space="preserve"/>
-            </w:r>
-            <w:r>
-              <w:rPr>
-                <w:szCs w:val="21"/>
-              </w:rPr>
-              <w:t xml:space="preserve">线程包括定时器线程、串口数据采集线程、标定线程、数据解析线程、参数上传等，每个线程在使用之前需要使用关键字开辟空间，并new调用构造函数初始化实例</w:t>
-            </w:r>
-            <w:r>
-              <w:rPr>
-                <w:rFonts w:hint="eastAsia"/>
-                <w:szCs w:val="21"/>
-              </w:rPr>
-              <w:t xml:space="preserve"/>
-            </w:r>
-          </w:p>
-        </w:tc>
-      </w:tr>
-      <w:tr>
-        <w:tc>
-          <w:tcPr>
-            <w:tcW w:w="1594" w:type="dxa"/>
-            <w:vAlign w:val="center"/>
-          </w:tcPr>
-          <w:p>
-            <w:pPr>
-              <w:spacing w:before="100" w:beforeAutospacing="1" w:after="100" w:afterAutospacing="1"/>
-              <w:jc w:val="center"/>
-              <w:rPr>
-                <w:rFonts w:ascii="黑体" w:eastAsia="黑体" w:hAnsi="黑体" w:hint="eastAsia"/>
-                <w:snapToGrid w:val="0"/>
-                <w:spacing w:val="2"/>
-                <w:szCs w:val="21"/>
-              </w:rPr>
-            </w:pPr>
-            <w:r>
-              <w:rPr>
-                <w:rFonts w:ascii="黑体" w:eastAsia="黑体" w:hAnsi="黑体" w:hint="eastAsia"/>
-                <w:snapToGrid w:val="0"/>
-                <w:spacing w:val="2"/>
-                <w:szCs w:val="21"/>
-              </w:rPr>
-              <w:t>测试手段</w:t>
-            </w:r>
-          </w:p>
-        </w:tc>
-        <w:tc>
-          <w:tcPr>
-            <w:tcW w:w="7446" w:type="dxa"/>
-            <w:gridSpan w:val="5"/>
-            <w:vAlign w:val="center"/>
-          </w:tcPr>
-          <w:p>
-            <w:pPr>
-              <w:wordWrap w:val="0"/>
-              <w:adjustRightInd w:val="0"/>
-              <w:rPr>
-                <w:szCs w:val="21"/>
-              </w:rPr>
-            </w:pPr>
-            <w:r>
-              <w:rPr>
-                <w:szCs w:val="21"/>
-              </w:rPr>
-              <w:t xml:space="preserve">动态测试</w:t>
-            </w:r>
-          </w:p>
-        </w:tc>
-      </w:tr>
-      <w:tr>
-        <w:tc>
-          <w:tcPr>
-            <w:tcW w:w="1594" w:type="dxa"/>
-            <w:vAlign w:val="center"/>
-          </w:tcPr>
-          <w:p>
-            <w:pPr>
-              <w:spacing w:before="100" w:beforeAutospacing="1" w:after="100" w:afterAutospacing="1"/>
-              <w:jc w:val="center"/>
-              <w:rPr>
-                <w:rFonts w:ascii="黑体" w:eastAsia="黑体" w:hAnsi="黑体" w:hint="eastAsia"/>
-                <w:snapToGrid w:val="0"/>
-                <w:spacing w:val="2"/>
-                <w:szCs w:val="21"/>
-              </w:rPr>
-            </w:pPr>
-            <w:r>
-              <w:rPr>
-                <w:rFonts w:ascii="黑体" w:eastAsia="黑体" w:hAnsi="黑体"/>
-                <w:snapToGrid w:val="0"/>
-                <w:spacing w:val="2"/>
-                <w:szCs w:val="21"/>
-              </w:rPr>
-              <w:t>测试项描述</w:t>
-            </w:r>
-          </w:p>
-        </w:tc>
-        <w:tc>
-          <w:tcPr>
-            <w:tcW w:w="7446" w:type="dxa"/>
-            <w:gridSpan w:val="5"/>
-            <w:vAlign w:val="center"/>
-          </w:tcPr>
-          <w:p>
-            <w:pPr>
-              <w:tabs>
-                <w:tab w:val="left" w:pos="425"/>
-              </w:tabs>
-              <w:jc w:val="left"/>
-              <w:rPr>
-                <w:b/>
-                <w:snapToGrid w:val="0"/>
-                <w:szCs w:val="21"/>
-              </w:rPr>
-            </w:pPr>
-            <w:r>
-              <w:rPr>
-                <w:rFonts w:hint="eastAsia"/>
-                <w:szCs w:val="21"/>
-              </w:rPr>
-              <w:t xml:space="preserve">验证外部32MHz品振时钟和内部10KHZ时钟能否正确布线至FPGA内部相应的全局时钟网络，并通过指定缓冲器降低延迟。</w:t>
-            </w:r>
-          </w:p>
-        </w:tc>
-      </w:tr>
-      <w:tr>
-        <w:tc>
-          <w:tcPr>
-            <w:tcW w:w="1594" w:type="dxa"/>
-            <w:vAlign w:val="center"/>
-          </w:tcPr>
-          <w:p>
-            <w:pPr>
-              <w:spacing w:before="100" w:beforeAutospacing="1" w:after="100" w:afterAutospacing="1"/>
-              <w:jc w:val="center"/>
-              <w:rPr>
-                <w:rFonts w:ascii="黑体" w:eastAsia="黑体" w:hAnsi="黑体" w:hint="eastAsia"/>
-                <w:snapToGrid w:val="0"/>
-                <w:spacing w:val="2"/>
-                <w:szCs w:val="21"/>
-              </w:rPr>
-            </w:pPr>
-            <w:r>
-              <w:rPr>
-                <w:rFonts w:ascii="黑体" w:eastAsia="黑体" w:hAnsi="黑体"/>
-                <w:snapToGrid w:val="0"/>
-                <w:spacing w:val="2"/>
-                <w:szCs w:val="21"/>
-              </w:rPr>
-              <w:t>测试方法</w:t>
-            </w:r>
-          </w:p>
-        </w:tc>
-        <w:tc>
-          <w:tcPr>
-            <w:tcW w:w="7446" w:type="dxa"/>
-            <w:gridSpan w:val="5"/>
-            <w:shd w:val="clear" w:color="auto" w:fill="auto"/>
-          </w:tcPr>
-          <w:p>
-            <w:pPr>
-              <w:wordWrap w:val="0"/>
-              <w:adjustRightInd w:val="0"/>
-              <w:spacing w:line="360" w:lineRule="auto"/>
-              <w:rPr>
-                <w:b/>
-                <w:bCs/>
-                <w:szCs w:val="21"/>
-              </w:rPr>
-            </w:pPr>
-            <w:r>
-              <w:rPr>
-                <w:b/>
-                <w:bCs/>
-                <w:szCs w:val="21"/>
-              </w:rPr>
-              <w:t xml:space="preserve">1.外部32MHz时钟布线到HCLKBUF级冲测试</w:t>
-            </w:r>
-            <w:r>
-              <w:rPr>
-                <w:rFonts w:hint="eastAsia"/>
-                <w:b/>
-                <w:bCs/>
-                <w:szCs w:val="21"/>
-              </w:rPr>
-              <w:t>（</w:t>
-            </w:r>
-            <w:r>
-              <w:rPr>
-                <w:rFonts w:hint="eastAsia"/>
-                <w:b/>
-                <w:bCs/>
-                <w:szCs w:val="21"/>
-              </w:rPr>
-              <w:t xml:space="preserve">XQ_SU_CSH1_SU01</w:t>
-            </w:r>
-            <w:r>
-              <w:rPr>
-                <w:rFonts w:hint="eastAsia"/>
-                <w:b/>
-                <w:bCs/>
-                <w:szCs w:val="21"/>
-              </w:rPr>
-              <w:t>）</w:t>
-            </w:r>
-          </w:p>
-          <w:p>
-            <w:pPr>
-              <w:wordWrap w:val="0"/>
-              <w:adjustRightInd w:val="0"/>
-              <w:spacing w:line="360" w:lineRule="auto"/>
-              <w:rPr>
-                <w:szCs w:val="21"/>
-              </w:rPr>
-            </w:pPr>
-            <w:r>
-              <w:rPr>
-                <w:rFonts w:hint="eastAsia"/>
-                <w:szCs w:val="21"/>
-              </w:rPr>
-              <w:t xml:space="preserve">1</w:t>
-            </w:r>
-            <w:r>
-              <w:rPr>
-                <w:rFonts w:hint="eastAsia"/>
-                <w:szCs w:val="21"/>
-              </w:rPr>
-              <w:t>）</w:t>
-            </w:r>
-            <w:r>
-              <w:rPr>
-                <w:rFonts w:hint="eastAsia"/>
-                <w:szCs w:val="21"/>
-              </w:rPr>
-              <w:t xml:space="preserve">配置FPGA逻辑，将外部32MHz晶振输入连接到HCLKBUF缓冲器。</w:t>
-            </w:r>
-          </w:p>
-          <w:p>
-            <w:pPr>
-              <w:wordWrap w:val="0"/>
-              <w:adjustRightInd w:val="0"/>
-              <w:spacing w:line="360" w:lineRule="auto"/>
-              <w:rPr>
-                <w:szCs w:val="21"/>
-              </w:rPr>
-            </w:pPr>
-            <w:r>
-              <w:rPr>
-                <w:rFonts w:hint="eastAsia"/>
-                <w:szCs w:val="21"/>
-              </w:rPr>
-              <w:t xml:space="preserve">2</w:t>
-            </w:r>
-            <w:r>
-              <w:rPr>
-                <w:rFonts w:hint="eastAsia"/>
-                <w:szCs w:val="21"/>
-              </w:rPr>
-              <w:t>）</w:t>
-            </w:r>
-            <w:r>
-              <w:rPr>
-                <w:rFonts w:hint="eastAsia"/>
-                <w:szCs w:val="21"/>
-              </w:rPr>
-              <w:t xml:space="preserve">使用示波器或时序分析工具检测HCLKBUF输出端的时钟波形。</w:t>
-            </w:r>
-          </w:p>
-          <w:p>
-            <w:pPr>
-              <w:wordWrap w:val="0"/>
-              <w:adjustRightInd w:val="0"/>
-              <w:spacing w:line="360" w:lineRule="auto"/>
-              <w:rPr>
-                <w:szCs w:val="21"/>
-              </w:rPr>
-            </w:pPr>
-            <w:r>
-              <w:rPr>
-                <w:rFonts w:hint="eastAsia"/>
-                <w:szCs w:val="21"/>
-              </w:rPr>
-              <w:t xml:space="preserve">3</w:t>
-            </w:r>
-            <w:r>
-              <w:rPr>
-                <w:rFonts w:hint="eastAsia"/>
-                <w:szCs w:val="21"/>
-              </w:rPr>
-              <w:t>）</w:t>
-            </w:r>
-            <w:r>
-              <w:rPr>
-                <w:rFonts w:hint="eastAsia"/>
-                <w:szCs w:val="21"/>
-              </w:rPr>
-              <w:t xml:space="preserve">监测从HCLKBUF到各寄存器的时钟路径延迟。</w:t>
-            </w:r>
-          </w:p>
-          <w:p>
-            <w:pPr>
-              <w:wordWrap w:val="0"/>
-              <w:adjustRightInd w:val="0"/>
-              <w:spacing w:line="360" w:lineRule="auto"/>
-              <w:rPr>
-                <w:b/>
-                <w:bCs/>
-                <w:szCs w:val="21"/>
-              </w:rPr>
-            </w:pPr>
-            <w:r>
-              <w:rPr>
-                <w:b/>
-                <w:bCs/>
-                <w:szCs w:val="21"/>
-              </w:rPr>
-              <w:t xml:space="preserve">2.内部10KHz时钟布线到CLKINT缓冲测试</w:t>
-            </w:r>
-            <w:r>
-              <w:rPr>
-                <w:rFonts w:hint="eastAsia"/>
-                <w:b/>
-                <w:bCs/>
-                <w:szCs w:val="21"/>
-              </w:rPr>
-              <w:t>（</w:t>
-            </w:r>
-            <w:r>
-              <w:rPr>
-                <w:rFonts w:hint="eastAsia"/>
-                <w:b/>
-                <w:bCs/>
-                <w:szCs w:val="21"/>
-              </w:rPr>
-              <w:t xml:space="preserve">XQ_SU_CSH1_SU02</w:t>
-            </w:r>
-            <w:r>
-              <w:rPr>
-                <w:rFonts w:hint="eastAsia"/>
-                <w:b/>
-                <w:bCs/>
-                <w:szCs w:val="21"/>
-              </w:rPr>
-              <w:t>）</w:t>
-            </w:r>
-          </w:p>
-          <w:p>
-            <w:pPr>
-              <w:wordWrap w:val="0"/>
-              <w:adjustRightInd w:val="0"/>
-              <w:spacing w:line="360" w:lineRule="auto"/>
-              <w:rPr>
-                <w:szCs w:val="21"/>
-              </w:rPr>
-            </w:pPr>
-            <w:r>
-              <w:rPr>
-                <w:rFonts w:hint="eastAsia"/>
-                <w:szCs w:val="21"/>
-              </w:rPr>
-              <w:t xml:space="preserve">1</w:t>
-            </w:r>
-            <w:r>
-              <w:rPr>
-                <w:rFonts w:hint="eastAsia"/>
-                <w:szCs w:val="21"/>
-              </w:rPr>
-              <w:t>）</w:t>
-            </w:r>
-            <w:r>
-              <w:rPr>
-                <w:rFonts w:hint="eastAsia"/>
-                <w:szCs w:val="21"/>
-              </w:rPr>
-              <w:t xml:space="preserve">在FPGA中启用内部10KHz时钟源并将其连接至CLKINT缓冲器。</w:t>
-            </w:r>
-          </w:p>
-          <w:p>
-            <w:pPr>
-              <w:wordWrap w:val="0"/>
-              <w:adjustRightInd w:val="0"/>
-              <w:spacing w:line="360" w:lineRule="auto"/>
-              <w:rPr>
-                <w:szCs w:val="21"/>
-              </w:rPr>
-            </w:pPr>
-            <w:r>
-              <w:rPr>
-                <w:rFonts w:hint="eastAsia"/>
-                <w:szCs w:val="21"/>
-              </w:rPr>
-              <w:t xml:space="preserve">2</w:t>
-            </w:r>
-            <w:r>
-              <w:rPr>
-                <w:rFonts w:hint="eastAsia"/>
-                <w:szCs w:val="21"/>
-              </w:rPr>
-              <w:t>）</w:t>
-            </w:r>
-            <w:r>
-              <w:rPr>
-                <w:rFonts w:hint="eastAsia"/>
-                <w:szCs w:val="21"/>
-              </w:rPr>
-              <w:t xml:space="preserve">测量CLKINT输出端的时钟频率。</w:t>
-            </w:r>
-          </w:p>
-          <w:p>
-            <w:pPr>
-              <w:wordWrap w:val="0"/>
-              <w:adjustRightInd w:val="0"/>
-              <w:spacing w:line="360" w:lineRule="auto"/>
-              <w:rPr>
-                <w:szCs w:val="21"/>
-              </w:rPr>
-            </w:pPr>
-            <w:r>
-              <w:rPr>
-                <w:rFonts w:hint="eastAsia"/>
-                <w:szCs w:val="21"/>
-              </w:rPr>
-              <w:t xml:space="preserve">3</w:t>
-            </w:r>
-            <w:r>
-              <w:rPr>
-                <w:rFonts w:hint="eastAsia"/>
-                <w:szCs w:val="21"/>
-              </w:rPr>
-              <w:t>）</w:t>
-            </w:r>
-            <w:r>
-              <w:rPr>
-                <w:rFonts w:hint="eastAsia"/>
-                <w:szCs w:val="21"/>
-              </w:rPr>
-              <w:t xml:space="preserve">检查CLKINT是否将时钟广播到全局时钟网器</w:t>
-            </w:r>
-          </w:p>
-          <w:p>
-            <w:pPr>
-              <w:wordWrap w:val="0"/>
-              <w:adjustRightInd w:val="0"/>
-              <w:spacing w:line="360" w:lineRule="auto"/>
-              <w:rPr>
-                <w:b/>
-                <w:bCs/>
-                <w:szCs w:val="21"/>
-              </w:rPr>
-            </w:pPr>
-            <w:r>
-              <w:rPr>
-                <w:b/>
-                <w:bCs/>
-                <w:szCs w:val="21"/>
-              </w:rPr>
-              <w:t xml:space="preserve">3.异常情况下的时钟处理测试</w:t>
-            </w:r>
-            <w:r>
-              <w:rPr>
-                <w:rFonts w:hint="eastAsia"/>
-                <w:b/>
-                <w:bCs/>
-                <w:szCs w:val="21"/>
-              </w:rPr>
-              <w:t>（</w:t>
-            </w:r>
-            <w:r>
-              <w:rPr>
-                <w:rFonts w:hint="eastAsia"/>
-                <w:b/>
-                <w:bCs/>
-                <w:szCs w:val="21"/>
-              </w:rPr>
-              <w:t xml:space="preserve">XQ_SU_CSH1_SU03</w:t>
-            </w:r>
-            <w:r>
-              <w:rPr>
-                <w:rFonts w:hint="eastAsia"/>
-                <w:b/>
-                <w:bCs/>
-                <w:szCs w:val="21"/>
-              </w:rPr>
-              <w:t>）</w:t>
-            </w:r>
-          </w:p>
-          <w:p>
-            <w:pPr>
-              <w:wordWrap w:val="0"/>
-              <w:adjustRightInd w:val="0"/>
-              <w:spacing w:line="360" w:lineRule="auto"/>
-              <w:rPr>
-                <w:szCs w:val="21"/>
-              </w:rPr>
-            </w:pPr>
-            <w:r>
-              <w:rPr>
-                <w:rFonts w:hint="eastAsia"/>
-                <w:szCs w:val="21"/>
-              </w:rPr>
-              <w:t xml:space="preserve">1</w:t>
-            </w:r>
-            <w:r>
-              <w:rPr>
-                <w:rFonts w:hint="eastAsia"/>
-                <w:szCs w:val="21"/>
-              </w:rPr>
-              <w:t>）</w:t>
-            </w:r>
-            <w:r>
-              <w:rPr>
-                <w:rFonts w:hint="eastAsia"/>
-                <w:szCs w:val="21"/>
-              </w:rPr>
-              <w:t xml:space="preserve">断开外部32MHz晶振输入后尝试进行HCLKBUF配置。</w:t>
-            </w:r>
-          </w:p>
-          <w:p>
-            <w:pPr>
-              <w:wordWrap w:val="0"/>
-              <w:adjustRightInd w:val="0"/>
-              <w:spacing w:line="360" w:lineRule="auto"/>
-              <w:rPr>
-                <w:szCs w:val="21"/>
-              </w:rPr>
-            </w:pPr>
-            <w:r>
-              <w:rPr>
-                <w:rFonts w:hint="eastAsia"/>
-                <w:szCs w:val="21"/>
-              </w:rPr>
-              <w:t xml:space="preserve">2</w:t>
-            </w:r>
-            <w:r>
-              <w:rPr>
-                <w:rFonts w:hint="eastAsia"/>
-                <w:szCs w:val="21"/>
-              </w:rPr>
-              <w:t>）</w:t>
-            </w:r>
-            <w:r>
-              <w:rPr>
-                <w:rFonts w:hint="eastAsia"/>
-                <w:szCs w:val="21"/>
-              </w:rPr>
-              <w:t xml:space="preserve">人为制造内部10KHz时钟不稳定(如干扰)后再送入CLKINT。</w:t>
-            </w:r>
-          </w:p>
-          <w:p>
-            <w:pPr>
-              <w:wordWrap w:val="0"/>
-              <w:adjustRightInd w:val="0"/>
-              <w:spacing w:line="360" w:lineRule="auto"/>
-              <w:rPr>
-                <w:szCs w:val="21"/>
-              </w:rPr>
-            </w:pPr>
-            <w:r>
-              <w:rPr>
-                <w:rFonts w:hint="eastAsia"/>
-                <w:szCs w:val="21"/>
-              </w:rPr>
-              <w:t xml:space="preserve">3</w:t>
-            </w:r>
-            <w:r>
-              <w:rPr>
-                <w:rFonts w:hint="eastAsia"/>
-                <w:szCs w:val="21"/>
-              </w:rPr>
-              <w:t>）</w:t>
-            </w:r>
-            <w:r>
-              <w:rPr>
-                <w:rFonts w:hint="eastAsia"/>
-                <w:szCs w:val="21"/>
-              </w:rPr>
-              <w:t xml:space="preserve">同时配置两个时钟但未正确绑定各自缓冲器。</w:t>
-            </w:r>
-          </w:p>
-        </w:tc>
-      </w:tr>
-      <w:tr>
-        <w:tc>
-          <w:tcPr>
-            <w:tcW w:w="1594" w:type="dxa"/>
-            <w:vAlign w:val="center"/>
-          </w:tcPr>
-          <w:p>
-            <w:pPr>
-              <w:spacing w:before="100" w:beforeAutospacing="1" w:after="100" w:afterAutospacing="1"/>
-              <w:jc w:val="center"/>
-              <w:rPr>
-                <w:rFonts w:ascii="黑体" w:eastAsia="黑体" w:hAnsi="黑体" w:hint="eastAsia"/>
-                <w:snapToGrid w:val="0"/>
-                <w:spacing w:val="2"/>
-                <w:szCs w:val="21"/>
-              </w:rPr>
-            </w:pPr>
-            <w:r>
-              <w:rPr>
-                <w:rFonts w:ascii="黑体" w:eastAsia="黑体" w:hAnsi="黑体"/>
-                <w:snapToGrid w:val="0"/>
-                <w:spacing w:val="2"/>
-                <w:szCs w:val="21"/>
-              </w:rPr>
-              <w:t>充分性要求</w:t>
-            </w:r>
-          </w:p>
-        </w:tc>
-        <w:tc>
-          <w:tcPr>
-            <w:tcW w:w="7446" w:type="dxa"/>
-            <w:gridSpan w:val="5"/>
-            <w:vAlign w:val="center"/>
-          </w:tcPr>
-          <w:p>
-            <w:pPr>
-              <w:jc w:val="left"/>
-              <w:textAlignment w:val="center"/>
-              <w:rPr>
-                <w:snapToGrid w:val="0"/>
-                <w:szCs w:val="21"/>
-              </w:rPr>
-            </w:pPr>
-            <w:r>
-              <w:rPr>
-                <w:rFonts w:hint="eastAsia"/>
-                <w:snapToGrid w:val="0"/>
-                <w:szCs w:val="21"/>
-              </w:rPr>
-              <w:t xml:space="preserve">测试用例覆盖测试子项要求的全部内容。</w:t>
-            </w:r>
-          </w:p>
-          <w:p>
-            <w:pPr>
-              <w:jc w:val="left"/>
-              <w:textAlignment w:val="center"/>
-              <w:rPr>
-                <w:snapToGrid w:val="0"/>
-                <w:szCs w:val="21"/>
-              </w:rPr>
-            </w:pPr>
-            <w:r>
-              <w:rPr>
-                <w:rFonts w:hint="eastAsia"/>
-                <w:snapToGrid w:val="0"/>
-                <w:szCs w:val="21"/>
-              </w:rPr>
-              <w:t xml:space="preserve">所有用例执行完毕，对于未执行用例说明未执行原因。</w:t>
-            </w:r>
-          </w:p>
-        </w:tc>
-      </w:tr>
-      <w:tr>
-        <w:tc>
-          <w:tcPr>
-            <w:tcW w:w="1594" w:type="dxa"/>
-            <w:vAlign w:val="center"/>
-          </w:tcPr>
-          <w:p>
-            <w:pPr>
-              <w:spacing w:before="100" w:beforeAutospacing="1" w:after="100" w:afterAutospacing="1"/>
-              <w:jc w:val="center"/>
-              <w:rPr>
-                <w:rFonts w:ascii="黑体" w:eastAsia="黑体" w:hAnsi="黑体" w:hint="eastAsia"/>
-                <w:snapToGrid w:val="0"/>
-                <w:spacing w:val="2"/>
-                <w:szCs w:val="21"/>
-              </w:rPr>
-            </w:pPr>
-            <w:r>
-              <w:rPr>
-                <w:rFonts w:ascii="黑体" w:eastAsia="黑体" w:hAnsi="黑体"/>
-                <w:snapToGrid w:val="0"/>
-                <w:spacing w:val="2"/>
-                <w:szCs w:val="21"/>
-              </w:rPr>
-              <w:t xml:space="preserve">通过准则</w:t>
-            </w:r>
-          </w:p>
-        </w:tc>
-        <w:tc>
-          <w:tcPr>
-            <w:tcW w:w="7446" w:type="dxa"/>
-            <w:gridSpan w:val="5"/>
-            <w:vAlign w:val="center"/>
-          </w:tcPr>
-          <w:p>
-            <w:pPr>
-              <w:wordWrap w:val="0"/>
-              <w:adjustRightInd w:val="0"/>
-              <w:spacing w:line="360" w:lineRule="auto"/>
-              <w:rPr>
-                <w:b/>
-                <w:bCs/>
-                <w:szCs w:val="21"/>
-              </w:rPr>
-            </w:pPr>
-            <w:r>
-              <w:rPr>
-                <w:b/>
-                <w:bCs/>
-                <w:szCs w:val="21"/>
-              </w:rPr>
-              <w:t xml:space="preserve">1.外部32MHz时钟布线到HCLKBUF级冲测试</w:t>
-            </w:r>
-            <w:r>
-              <w:rPr>
-                <w:rFonts w:hint="eastAsia"/>
-                <w:b/>
-                <w:bCs/>
-                <w:szCs w:val="21"/>
-              </w:rPr>
-              <w:t>（</w:t>
-            </w:r>
-            <w:r>
-              <w:rPr>
-                <w:rFonts w:hint="eastAsia"/>
-                <w:b/>
-                <w:bCs/>
-                <w:szCs w:val="21"/>
-              </w:rPr>
-              <w:t xml:space="preserve">XQ_SU_CSH1_SU01</w:t>
-            </w:r>
-            <w:r>
-              <w:rPr>
-                <w:rFonts w:hint="eastAsia"/>
-                <w:b/>
-                <w:bCs/>
-                <w:szCs w:val="21"/>
-              </w:rPr>
-              <w:t>）</w:t>
-            </w:r>
-          </w:p>
-          <w:p>
-            <w:pPr>
-              <w:wordWrap w:val="0"/>
-              <w:adjustRightInd w:val="0"/>
-              <w:spacing w:line="360" w:lineRule="auto"/>
-              <w:rPr>
-                <w:szCs w:val="21"/>
-              </w:rPr>
-            </w:pPr>
-            <w:r>
-              <w:rPr>
-                <w:rFonts w:hint="eastAsia"/>
-                <w:szCs w:val="21"/>
-              </w:rPr>
-              <w:t xml:space="preserve">1</w:t>
-            </w:r>
-            <w:r>
-              <w:rPr>
-                <w:rFonts w:hint="eastAsia"/>
-                <w:szCs w:val="21"/>
-              </w:rPr>
-              <w:t>）</w:t>
-            </w:r>
-            <w:r>
-              <w:rPr>
-                <w:rFonts w:hint="eastAsia"/>
-                <w:szCs w:val="21"/>
-              </w:rPr>
-              <w:t xml:space="preserve">时钟信号成功接入HCLKBUF缓冲器，无错误提示。</w:t>
-            </w:r>
-          </w:p>
-          <w:p>
-            <w:pPr>
-              <w:wordWrap w:val="0"/>
-              <w:adjustRightInd w:val="0"/>
-              <w:spacing w:line="360" w:lineRule="auto"/>
-              <w:rPr>
-                <w:szCs w:val="21"/>
-              </w:rPr>
-            </w:pPr>
-            <w:r>
-              <w:rPr>
-                <w:rFonts w:hint="eastAsia"/>
-                <w:szCs w:val="21"/>
-              </w:rPr>
-              <w:t xml:space="preserve">2</w:t>
-            </w:r>
-            <w:r>
-              <w:rPr>
-                <w:rFonts w:hint="eastAsia"/>
-                <w:szCs w:val="21"/>
-              </w:rPr>
-              <w:t>）</w:t>
-            </w:r>
-            <w:r>
-              <w:rPr>
-                <w:rFonts w:hint="eastAsia"/>
-                <w:szCs w:val="21"/>
-              </w:rPr>
-              <w:t xml:space="preserve">输出端应稳定输出32MHz时钟信号，频率准确目波形无明显失真。</w:t>
-            </w:r>
-          </w:p>
-          <w:p>
-            <w:pPr>
-              <w:wordWrap w:val="0"/>
-              <w:adjustRightInd w:val="0"/>
-              <w:spacing w:line="360" w:lineRule="auto"/>
-              <w:rPr>
-                <w:szCs w:val="21"/>
-              </w:rPr>
-            </w:pPr>
-            <w:r>
-              <w:rPr>
-                <w:rFonts w:hint="eastAsia"/>
-                <w:szCs w:val="21"/>
-              </w:rPr>
-              <w:t xml:space="preserve">3</w:t>
-            </w:r>
-            <w:r>
-              <w:rPr>
-                <w:rFonts w:hint="eastAsia"/>
-                <w:szCs w:val="21"/>
-              </w:rPr>
-              <w:t>）</w:t>
-            </w:r>
-            <w:r>
-              <w:rPr>
-                <w:rFonts w:hint="eastAsia"/>
-                <w:szCs w:val="21"/>
-              </w:rPr>
-              <w:t xml:space="preserve">各路径延迟保持一致目为最小值，满足分布式延迟最低的变求。</w:t>
-            </w:r>
-          </w:p>
-          <w:p>
-            <w:pPr>
-              <w:wordWrap w:val="0"/>
-              <w:adjustRightInd w:val="0"/>
-              <w:spacing w:line="360" w:lineRule="auto"/>
-              <w:rPr>
-                <w:b/>
-                <w:bCs/>
-                <w:szCs w:val="21"/>
-              </w:rPr>
-            </w:pPr>
-            <w:r>
-              <w:rPr>
-                <w:b/>
-                <w:bCs/>
-                <w:szCs w:val="21"/>
-              </w:rPr>
-              <w:t xml:space="preserve">2.内部10KHz时钟布线到CLKINT缓冲测试</w:t>
-            </w:r>
-            <w:r>
-              <w:rPr>
-                <w:rFonts w:hint="eastAsia"/>
-                <w:b/>
-                <w:bCs/>
-                <w:szCs w:val="21"/>
-              </w:rPr>
-              <w:t>（</w:t>
-            </w:r>
-            <w:r>
-              <w:rPr>
-                <w:rFonts w:hint="eastAsia"/>
-                <w:b/>
-                <w:bCs/>
-                <w:szCs w:val="21"/>
-              </w:rPr>
-              <w:t xml:space="preserve">XQ_SU_CSH1_SU02</w:t>
-            </w:r>
-            <w:r>
-              <w:rPr>
-                <w:rFonts w:hint="eastAsia"/>
-                <w:b/>
-                <w:bCs/>
-                <w:szCs w:val="21"/>
-              </w:rPr>
-              <w:t>）</w:t>
-            </w:r>
-          </w:p>
-          <w:p>
-            <w:pPr>
-              <w:wordWrap w:val="0"/>
-              <w:adjustRightInd w:val="0"/>
-              <w:spacing w:line="360" w:lineRule="auto"/>
-              <w:rPr>
-                <w:szCs w:val="21"/>
-              </w:rPr>
-            </w:pPr>
-            <w:r>
-              <w:rPr>
-                <w:rFonts w:hint="eastAsia"/>
-                <w:szCs w:val="21"/>
-              </w:rPr>
-              <w:t xml:space="preserve">1</w:t>
-            </w:r>
-            <w:r>
-              <w:rPr>
-                <w:rFonts w:hint="eastAsia"/>
-                <w:szCs w:val="21"/>
-              </w:rPr>
-              <w:t>）</w:t>
-            </w:r>
-            <w:r>
-              <w:rPr>
-                <w:rFonts w:hint="eastAsia"/>
-                <w:szCs w:val="21"/>
-              </w:rPr>
-              <w:t xml:space="preserve">内部时钟信号成功接入CLKINT缓冲器，系统无报错。</w:t>
-            </w:r>
-          </w:p>
-          <w:p>
-            <w:pPr>
-              <w:wordWrap w:val="0"/>
-              <w:adjustRightInd w:val="0"/>
-              <w:spacing w:line="360" w:lineRule="auto"/>
-              <w:rPr>
-                <w:szCs w:val="21"/>
-              </w:rPr>
-            </w:pPr>
-            <w:r>
-              <w:rPr>
-                <w:rFonts w:hint="eastAsia"/>
-                <w:szCs w:val="21"/>
-              </w:rPr>
-              <w:t xml:space="preserve">2</w:t>
-            </w:r>
-            <w:r>
-              <w:rPr>
-                <w:rFonts w:hint="eastAsia"/>
-                <w:szCs w:val="21"/>
-              </w:rPr>
-              <w:t>）</w:t>
-            </w:r>
-            <w:r>
-              <w:rPr>
-                <w:rFonts w:hint="eastAsia"/>
-                <w:szCs w:val="21"/>
-              </w:rPr>
-              <w:t xml:space="preserve">输出端应稳定输出10KHz时钟信号，频率精度符合设计要求。</w:t>
-            </w:r>
-          </w:p>
-          <w:p>
-            <w:pPr>
-              <w:wordWrap w:val="0"/>
-              <w:adjustRightInd w:val="0"/>
-              <w:spacing w:line="360" w:lineRule="auto"/>
-              <w:rPr>
-                <w:szCs w:val="21"/>
-              </w:rPr>
-            </w:pPr>
-            <w:r>
-              <w:rPr>
-                <w:rFonts w:hint="eastAsia"/>
-                <w:szCs w:val="21"/>
-              </w:rPr>
-              <w:t xml:space="preserve">3</w:t>
-            </w:r>
-            <w:r>
-              <w:rPr>
-                <w:rFonts w:hint="eastAsia"/>
-                <w:szCs w:val="21"/>
-              </w:rPr>
-              <w:t>）</w:t>
-            </w:r>
-            <w:r>
-              <w:rPr>
-                <w:rFonts w:hint="eastAsia"/>
-                <w:szCs w:val="21"/>
-              </w:rPr>
-              <w:t xml:space="preserve">时钟能被正常分发至内部各个需要该时钟的模块。</w:t>
-            </w:r>
-          </w:p>
-          <w:p>
-            <w:pPr>
-              <w:wordWrap w:val="0"/>
-              <w:adjustRightInd w:val="0"/>
-              <w:spacing w:line="360" w:lineRule="auto"/>
-              <w:rPr>
-                <w:b/>
-                <w:bCs/>
-                <w:szCs w:val="21"/>
-              </w:rPr>
-            </w:pPr>
-            <w:r>
-              <w:rPr>
-                <w:b/>
-                <w:bCs/>
-                <w:szCs w:val="21"/>
-              </w:rPr>
-              <w:t xml:space="preserve">3.异常情况下的时钟处理测试</w:t>
-            </w:r>
-            <w:r>
-              <w:rPr>
-                <w:rFonts w:hint="eastAsia"/>
-                <w:b/>
-                <w:bCs/>
-                <w:szCs w:val="21"/>
-              </w:rPr>
-              <w:t>（</w:t>
-            </w:r>
-            <w:r>
-              <w:rPr>
-                <w:rFonts w:hint="eastAsia"/>
-                <w:b/>
-                <w:bCs/>
-                <w:szCs w:val="21"/>
-              </w:rPr>
-              <w:t xml:space="preserve">XQ_SU_CSH1_SU03</w:t>
-            </w:r>
-            <w:r>
-              <w:rPr>
-                <w:rFonts w:hint="eastAsia"/>
-                <w:b/>
-                <w:bCs/>
-                <w:szCs w:val="21"/>
-              </w:rPr>
-              <w:t>）</w:t>
-            </w:r>
-          </w:p>
-          <w:p>
-            <w:pPr>
-              <w:wordWrap w:val="0"/>
-              <w:adjustRightInd w:val="0"/>
-              <w:spacing w:line="360" w:lineRule="auto"/>
-              <w:rPr>
-                <w:szCs w:val="21"/>
-              </w:rPr>
-            </w:pPr>
-            <w:r>
-              <w:rPr>
-                <w:rFonts w:hint="eastAsia"/>
-                <w:szCs w:val="21"/>
-              </w:rPr>
-              <w:t xml:space="preserve">1</w:t>
-            </w:r>
-            <w:r>
-              <w:rPr>
-                <w:rFonts w:hint="eastAsia"/>
-                <w:szCs w:val="21"/>
-              </w:rPr>
-              <w:t>）</w:t>
-            </w:r>
-            <w:r>
-              <w:rPr>
-                <w:rFonts w:hint="eastAsia"/>
-                <w:szCs w:val="21"/>
-              </w:rPr>
-              <w:t xml:space="preserve">系统应报告时钟缺失错误，无法完成正常的时钟分配。</w:t>
-            </w:r>
-          </w:p>
-          <w:p>
-            <w:pPr>
-              <w:wordWrap w:val="0"/>
-              <w:adjustRightInd w:val="0"/>
-              <w:spacing w:line="360" w:lineRule="auto"/>
-              <w:rPr>
-                <w:szCs w:val="21"/>
-              </w:rPr>
-            </w:pPr>
-            <w:r>
-              <w:rPr>
-                <w:rFonts w:hint="eastAsia"/>
-                <w:szCs w:val="21"/>
-              </w:rPr>
-              <w:t xml:space="preserve">2</w:t>
-            </w:r>
-            <w:r>
-              <w:rPr>
-                <w:rFonts w:hint="eastAsia"/>
-                <w:szCs w:val="21"/>
-              </w:rPr>
-              <w:t>）</w:t>
-            </w:r>
-            <w:r>
-              <w:rPr>
-                <w:rFonts w:hint="eastAsia"/>
-                <w:szCs w:val="21"/>
-              </w:rPr>
-              <w:t xml:space="preserve">CLKINT应拒绝不稳定的时钟或将错误上报给监控机制。</w:t>
-            </w:r>
-          </w:p>
-          <w:p>
-            <w:pPr>
-              <w:wordWrap w:val="0"/>
-              <w:adjustRightInd w:val="0"/>
-              <w:spacing w:line="360" w:lineRule="auto"/>
-              <w:rPr>
-                <w:szCs w:val="21"/>
-              </w:rPr>
-            </w:pPr>
-            <w:r>
-              <w:rPr>
-                <w:rFonts w:hint="eastAsia"/>
-                <w:szCs w:val="21"/>
-              </w:rPr>
-              <w:t xml:space="preserve">3</w:t>
-            </w:r>
-            <w:r>
-              <w:rPr>
-                <w:rFonts w:hint="eastAsia"/>
-                <w:szCs w:val="21"/>
-              </w:rPr>
-              <w:t>）</w:t>
-            </w:r>
-            <w:r>
-              <w:rPr>
-                <w:rFonts w:hint="eastAsia"/>
-                <w:szCs w:val="21"/>
-              </w:rPr>
-              <w:t xml:space="preserve">系统应阻止非法配置操作，确保每个时钟进入正确的缓冲通道。</w:t>
             </w:r>
           </w:p>
         </w:tc>
